--- a/submission/05_terraform_cloud_resources_plan.docx
+++ b/submission/05_terraform_cloud_resources_plan.docx
@@ -9,7 +9,7 @@
           <w:color w:val="122F57"/>
           <w:sz w:val="36"/>
         </w:rPr>
-        <w:t>Mal Account Service Platform</w:t>
+        <w:t>Bank Account Service Platform</w:t>
       </w:r>
     </w:p>
     <w:p>
@@ -28,7 +28,7 @@
     </w:p>
     <w:p>
       <w:r>
-        <w:t>Context: Mal is treated as an early-stage bank. The design favours fast, boring delivery paths with reliability controls that protect customer trust, account-read availability, and operational speed.</w:t>
+        <w:t>Context: an anonymized bank is treated as an early-stage bank. The design favours fast, boring delivery paths with reliability controls that protect customer trust, account-read availability, and operational speed.</w:t>
       </w:r>
     </w:p>
     <w:p>
@@ -503,7 +503,7 @@
         <w:pStyle w:val="CodeBlock"/>
       </w:pPr>
       <w:r>
-        <w:t xml:space="preserve">  name             = "mal-platform"</w:t>
+        <w:t xml:space="preserve">  name             = "bank-platform"</w:t>
       </w:r>
     </w:p>
     <w:p>
@@ -655,7 +655,7 @@
         <w:pStyle w:val="CodeBlock"/>
       </w:pPr>
       <w:r>
-        <w:t xml:space="preserve">  name        = "mal/prod/account-service/database"</w:t>
+        <w:t xml:space="preserve">  name        = "bank/prod/account-service/database"</w:t>
       </w:r>
     </w:p>
     <w:p>
@@ -775,7 +775,7 @@
         <w:pStyle w:val="CodeBlock"/>
       </w:pPr>
       <w:r>
-        <w:t xml:space="preserve">  service_account_name = "mal-account-service"</w:t>
+        <w:t xml:space="preserve">  service_account_name = "bank-account-service"</w:t>
       </w:r>
     </w:p>
     <w:p>
@@ -815,7 +815,7 @@
         <w:pStyle w:val="CodeBlock"/>
       </w:pPr>
       <w:r>
-        <w:t xml:space="preserve">  rds_iam_connect_arn  = "arn:aws:rds-db:${var.aws_region}:${var.aws_account_id}:dbuser:${module.rds.resource_id}/mal_account_app"</w:t>
+        <w:t xml:space="preserve">  rds_iam_connect_arn  = "arn:aws:rds-db:${var.aws_region}:${var.aws_account_id}:dbuser:${module.rds.resource_id}/bank_account_app"</w:t>
       </w:r>
     </w:p>
     <w:p>
@@ -2439,7 +2439,7 @@
         <w:pStyle w:val="CodeBlock"/>
       </w:pPr>
       <w:r>
-        <w:t xml:space="preserve">  + aws_ecr_repository.mal-account-service</w:t>
+        <w:t xml:space="preserve">  + aws_ecr_repository.bank-account-service</w:t>
       </w:r>
     </w:p>
     <w:p>
@@ -2447,7 +2447,7 @@
         <w:pStyle w:val="CodeBlock"/>
       </w:pPr>
       <w:r>
-        <w:t xml:space="preserve">  + aws_ecr_lifecycle_policy.mal-account-service</w:t>
+        <w:t xml:space="preserve">  + aws_ecr_lifecycle_policy.bank-account-service</w:t>
       </w:r>
     </w:p>
     <w:p>
@@ -2455,7 +2455,7 @@
         <w:pStyle w:val="CodeBlock"/>
       </w:pPr>
       <w:r>
-        <w:t xml:space="preserve">  + aws_eks_cluster.mal-platform</w:t>
+        <w:t xml:space="preserve">  + aws_eks_cluster.bank-platform</w:t>
       </w:r>
     </w:p>
     <w:p>
@@ -2463,7 +2463,7 @@
         <w:pStyle w:val="CodeBlock"/>
       </w:pPr>
       <w:r>
-        <w:t xml:space="preserve">  + aws_eks_node_group.mal-platform-default</w:t>
+        <w:t xml:space="preserve">  + aws_eks_node_group.bank-platform-default</w:t>
       </w:r>
     </w:p>
     <w:p>
@@ -2471,7 +2471,7 @@
         <w:pStyle w:val="CodeBlock"/>
       </w:pPr>
       <w:r>
-        <w:t xml:space="preserve">  + aws_db_subnet_group.mal-account-service</w:t>
+        <w:t xml:space="preserve">  + aws_db_subnet_group.bank-account-service</w:t>
       </w:r>
     </w:p>
     <w:p>
@@ -2479,7 +2479,7 @@
         <w:pStyle w:val="CodeBlock"/>
       </w:pPr>
       <w:r>
-        <w:t xml:space="preserve">  + aws_security_group.mal-account-service-postgres</w:t>
+        <w:t xml:space="preserve">  + aws_security_group.bank-account-service-postgres</w:t>
       </w:r>
     </w:p>
     <w:p>
@@ -2487,7 +2487,7 @@
         <w:pStyle w:val="CodeBlock"/>
       </w:pPr>
       <w:r>
-        <w:t xml:space="preserve">  + aws_db_instance.mal-account-service</w:t>
+        <w:t xml:space="preserve">  + aws_db_instance.bank-account-service</w:t>
       </w:r>
     </w:p>
     <w:p>
@@ -2495,7 +2495,7 @@
         <w:pStyle w:val="CodeBlock"/>
       </w:pPr>
       <w:r>
-        <w:t xml:space="preserve">  + aws_secretsmanager_secret.mal/prod/account-service/database</w:t>
+        <w:t xml:space="preserve">  + aws_secretsmanager_secret.bank/prod/account-service/database</w:t>
       </w:r>
     </w:p>
     <w:p>
@@ -2503,7 +2503,7 @@
         <w:pStyle w:val="CodeBlock"/>
       </w:pPr>
       <w:r>
-        <w:t xml:space="preserve">  + aws_sqs_queue.mal-account-service-events</w:t>
+        <w:t xml:space="preserve">  + aws_sqs_queue.bank-account-service-events</w:t>
       </w:r>
     </w:p>
     <w:p>
@@ -2511,7 +2511,7 @@
         <w:pStyle w:val="CodeBlock"/>
       </w:pPr>
       <w:r>
-        <w:t xml:space="preserve">  + aws_sqs_queue.mal-account-service-events-dlq</w:t>
+        <w:t xml:space="preserve">  + aws_sqs_queue.bank-account-service-events-dlq</w:t>
       </w:r>
     </w:p>
     <w:p>
@@ -2519,7 +2519,7 @@
         <w:pStyle w:val="CodeBlock"/>
       </w:pPr>
       <w:r>
-        <w:t xml:space="preserve">  + aws_iam_role.mal-account-service</w:t>
+        <w:t xml:space="preserve">  + aws_iam_role.bank-account-service</w:t>
       </w:r>
     </w:p>
     <w:p>
@@ -2527,7 +2527,7 @@
         <w:pStyle w:val="CodeBlock"/>
       </w:pPr>
       <w:r>
-        <w:t xml:space="preserve">  + aws_iam_policy.mal-account-service</w:t>
+        <w:t xml:space="preserve">  + aws_iam_policy.bank-account-service</w:t>
       </w:r>
     </w:p>
     <w:p>
@@ -2535,7 +2535,7 @@
         <w:pStyle w:val="CodeBlock"/>
       </w:pPr>
       <w:r>
-        <w:t xml:space="preserve">  + aws_cloudwatch_log_group./aws/eks/mal-account-service</w:t>
+        <w:t xml:space="preserve">  + aws_cloudwatch_log_group./aws/eks/bank-account-service</w:t>
       </w:r>
     </w:p>
     <w:p>
@@ -2583,7 +2583,7 @@
         <w:pStyle w:val="CodeBlock"/>
       </w:pPr>
       <w:r>
-        <w:t xml:space="preserve">  ~ Workload IAM policy scoped to the database secret, queue, and mal_account_app rds-db:connect permission</w:t>
+        <w:t xml:space="preserve">  ~ Workload IAM policy scoped to the database secret, queue, and bank_account_app rds-db:connect permission</w:t>
       </w:r>
     </w:p>
     <w:p>
